--- a/landing/src/content/docs/concepts/privacy-data.md.docx
+++ b/landing/src/content/docs/concepts/privacy-data.md.docx
@@ -85,6 +85,7 @@
           <w:numId w:val="1"/>
         </w:numPr>
         <w:ind w:left="720" w:hanging="360"/>
+        <w:rPr/>
       </w:pPr>
       <w:r>
         <w:rPr>
@@ -100,6 +101,7 @@
           <w:numId w:val="1"/>
         </w:numPr>
         <w:ind w:left="720" w:hanging="360"/>
+        <w:rPr/>
       </w:pPr>
       <w:r>
         <w:rPr>
@@ -115,6 +117,7 @@
           <w:numId w:val="1"/>
         </w:numPr>
         <w:ind w:left="720" w:hanging="360"/>
+        <w:rPr/>
       </w:pPr>
       <w:r>
         <w:rPr>
@@ -130,6 +133,7 @@
           <w:numId w:val="1"/>
         </w:numPr>
         <w:ind w:left="720" w:hanging="360"/>
+        <w:rPr/>
       </w:pPr>
       <w:r>
         <w:rPr>
@@ -145,6 +149,7 @@
           <w:numId w:val="1"/>
         </w:numPr>
         <w:ind w:left="720" w:hanging="360"/>
+        <w:rPr/>
       </w:pPr>
       <w:r>
         <w:rPr>
@@ -160,6 +165,7 @@
           <w:numId w:val="1"/>
         </w:numPr>
         <w:ind w:left="720" w:hanging="360"/>
+        <w:rPr/>
       </w:pPr>
       <w:r>
         <w:rPr>
@@ -175,6 +181,7 @@
           <w:numId w:val="1"/>
         </w:numPr>
         <w:ind w:left="720" w:hanging="360"/>
+        <w:rPr/>
       </w:pPr>
       <w:r>
         <w:rPr>
@@ -190,6 +197,7 @@
           <w:numId w:val="1"/>
         </w:numPr>
         <w:ind w:left="720" w:hanging="360"/>
+        <w:rPr/>
       </w:pPr>
       <w:r>
         <w:rPr>
@@ -205,6 +213,7 @@
           <w:numId w:val="1"/>
         </w:numPr>
         <w:ind w:left="720" w:hanging="360"/>
+        <w:rPr/>
       </w:pPr>
       <w:r>
         <w:rPr>
@@ -294,7 +303,7 @@
         <w:pStyle w:val="Heading2"/>
         <w:rPr/>
       </w:pPr>
-      <w:bookmarkStart w:colFirst="0" w:colLast="0" w:name="_vqovald0fceo" w:id="0"/>
+      <w:bookmarkStart w:colFirst="0" w:colLast="0" w:name="_8u3bd5945x9f" w:id="0"/>
       <w:bookmarkEnd w:id="0"/>
       <w:r>
         <w:rPr>
@@ -346,6 +355,7 @@
           <w:numId w:val="1"/>
         </w:numPr>
         <w:ind w:left="720" w:hanging="360"/>
+        <w:rPr/>
       </w:pPr>
       <w:r>
         <w:rPr>
@@ -361,6 +371,7 @@
           <w:numId w:val="1"/>
         </w:numPr>
         <w:ind w:left="720" w:hanging="360"/>
+        <w:rPr/>
       </w:pPr>
       <w:r>
         <w:rPr>
@@ -376,6 +387,7 @@
           <w:numId w:val="1"/>
         </w:numPr>
         <w:ind w:left="720" w:hanging="360"/>
+        <w:rPr/>
       </w:pPr>
       <w:r>
         <w:rPr>
@@ -391,6 +403,7 @@
           <w:numId w:val="1"/>
         </w:numPr>
         <w:ind w:left="720" w:hanging="360"/>
+        <w:rPr/>
       </w:pPr>
       <w:r>
         <w:rPr>
@@ -406,6 +419,7 @@
           <w:numId w:val="1"/>
         </w:numPr>
         <w:ind w:left="720" w:hanging="360"/>
+        <w:rPr/>
       </w:pPr>
       <w:r>
         <w:rPr>
@@ -421,6 +435,7 @@
           <w:numId w:val="1"/>
         </w:numPr>
         <w:ind w:left="720" w:hanging="360"/>
+        <w:rPr/>
       </w:pPr>
       <w:r>
         <w:rPr>
@@ -436,6 +451,7 @@
           <w:numId w:val="1"/>
         </w:numPr>
         <w:ind w:left="720" w:hanging="360"/>
+        <w:rPr/>
       </w:pPr>
       <w:r>
         <w:rPr>
@@ -451,6 +467,7 @@
           <w:numId w:val="1"/>
         </w:numPr>
         <w:ind w:left="720" w:hanging="360"/>
+        <w:rPr/>
       </w:pPr>
       <w:r>
         <w:rPr>
@@ -542,7 +559,7 @@
         <w:pStyle w:val="Heading2"/>
         <w:rPr/>
       </w:pPr>
-      <w:bookmarkStart w:colFirst="0" w:colLast="0" w:name="_8ybm6vi0ipka" w:id="1"/>
+      <w:bookmarkStart w:colFirst="0" w:colLast="0" w:name="_75kgquye3lni" w:id="1"/>
       <w:bookmarkEnd w:id="1"/>
       <w:r>
         <w:rPr>
@@ -603,7 +620,7 @@
         <w:pStyle w:val="Heading2"/>
         <w:rPr/>
       </w:pPr>
-      <w:bookmarkStart w:colFirst="0" w:colLast="0" w:name="_y5ag52aq5ax5" w:id="2"/>
+      <w:bookmarkStart w:colFirst="0" w:colLast="0" w:name="_3lah6zlkisfs" w:id="2"/>
       <w:bookmarkEnd w:id="2"/>
       <w:r>
         <w:rPr>
@@ -642,7 +659,7 @@
         <w:pStyle w:val="Heading2"/>
         <w:rPr/>
       </w:pPr>
-      <w:bookmarkStart w:colFirst="0" w:colLast="0" w:name="_q9tvlb70fhvm" w:id="3"/>
+      <w:bookmarkStart w:colFirst="0" w:colLast="0" w:name="_v93g6tln6kp0" w:id="3"/>
       <w:bookmarkEnd w:id="3"/>
       <w:r>
         <w:rPr>
@@ -696,7 +713,7 @@
         <w:pStyle w:val="Heading2"/>
         <w:rPr/>
       </w:pPr>
-      <w:bookmarkStart w:colFirst="0" w:colLast="0" w:name="_o3ndd51zued0" w:id="4"/>
+      <w:bookmarkStart w:colFirst="0" w:colLast="0" w:name="_nkcop186axkj" w:id="4"/>
       <w:bookmarkEnd w:id="4"/>
       <w:r>
         <w:rPr>
@@ -735,7 +752,7 @@
         <w:pStyle w:val="Heading2"/>
         <w:rPr/>
       </w:pPr>
-      <w:bookmarkStart w:colFirst="0" w:colLast="0" w:name="_y5yr9hgsrhc2" w:id="5"/>
+      <w:bookmarkStart w:colFirst="0" w:colLast="0" w:name="_82yl3qooifh5" w:id="5"/>
       <w:bookmarkEnd w:id="5"/>
       <w:r>
         <w:rPr>
